--- a/tillsyn/A 42201-2023 tillsynsbegäran.docx
+++ b/tillsyn/A 42201-2023 tillsynsbegäran.docx
@@ -335,7 +335,7 @@
     <w:r>
       <w:tab/>
       <w:tab/>
-      <w:t>2026-10-07</w:t>
+      <w:t>2026-10-08</w:t>
       <w:br/>
       <w:br/>
     </w:r>

--- a/tillsyn/A 42201-2023 tillsynsbegäran.docx
+++ b/tillsyn/A 42201-2023 tillsynsbegäran.docx
@@ -335,7 +335,7 @@
     <w:r>
       <w:tab/>
       <w:tab/>
-      <w:t>2026-10-08</w:t>
+      <w:t>2026-10-09</w:t>
       <w:br/>
       <w:br/>
     </w:r>

--- a/tillsyn/A 42201-2023 tillsynsbegäran.docx
+++ b/tillsyn/A 42201-2023 tillsynsbegäran.docx
@@ -7,7 +7,7 @@
         <w:pStyle w:val="Title"/>
       </w:pPr>
       <w:r>
-        <w:t>Tillsynsbegäran – information om höga naturvärden i avverkningsanmälan A 42201-2023 i Gotlands kommun</w:t>
+        <w:t>Tillsynsbegäran – information om höga naturvärden och fridlysta arter i avverkningsanmälan A 42201-2023 i Gotlands kommun</w:t>
       </w:r>
     </w:p>
     <w:p>
@@ -60,12 +60,12 @@
         <w:spacing w:after="240"/>
       </w:pPr>
       <w:r>
-        <w:t>Figur 1. Fyndplatser för naturvårdsarter i avverkningsanmälan. Markörer utan svart kant är placerade på fyndplatsen. Markörer med svart kant är placerade vid sidan av fyndplatsen och har ett svart streck som visar fyndplatsens exakta position. Kartans mittpunktskoordinat är N 6382636, E 696939 i SWEREF 99 TM.</w:t>
+        <w:t>Figur 1. Fyndplatser för naturvårdsarter i och inom 5 meter från avverkningsanmälan. Markörer utan svart kant är placerade på fyndplatsen. Markörer med svart kant är placerade vid sidan av fyndplatsen och har ett svart streck som visar fyndplatsens exakta position. Kartans mittpunktskoordinat är N 6382636, E 696939 i SWEREF 99 TM.</w:t>
       </w:r>
     </w:p>
     <w:p>
       <w:r>
-        <w:t>I avverkningsanmälan finns fynd av 11 naturvårdsarter, varav 8 är rödlistade, 1 är typisk (T) och 3 är signalarter (S): gulsträngad fagerspindling (VU), mörkfjällig olivspindling (VU), narrspindling (VU), violettfläckig spindling (VU), motaggsvamp (NT, T), odörspindling (NT), puderspindling (NT), äggspindling (NT), anisspindling (S), olivspindling (S) och svavelriska (S). Se Figur 1.</w:t>
+        <w:t>I och inom 5 meter från avverkningsanmälan finns fynd av 12 naturvårdsarter, varav 8 är rödlistade, 1 är fridlyst, 2 är typiska (T) och 4 är signalarter (S): gulsträngad fagerspindling (VU), mörkfjällig olivspindling (VU), narrspindling (VU), violettfläckig spindling (VU), motaggsvamp (NT, T), odörspindling (NT), puderspindling (NT), äggspindling (NT), anisspindling (S), olivspindling (S), skogsknipprot (S, T, §8) och svavelriska (S). Se Figur 1.</w:t>
       </w:r>
     </w:p>
     <w:p>
@@ -207,6 +207,26 @@
         <w:t xml:space="preserve"> växer uteslutande på näringsrik och kalkhaltig skogsmark där den huvudsakligen bildar mykorrhiza med gran och tall. Svampen är en typisk representant för kalkgranskogens särpräglade och rika svampflora. Kalavverkning är ett hot mot arten, eftersom den sannolikt kräver lång kontinuitet av äldre träd. Populationerna i landet bedöms därför minska beroende på slutavverkning av äldre barrskog på kalkhaltig mark (SLU Artdatabanken, 2024; Nitare &amp; Skogsstyrelsen, 2019).</w:t>
       </w:r>
     </w:p>
+    <w:p>
+      <w:r>
+        <w:rPr>
+          <w:b/>
+        </w:rPr>
+        <w:t>Skogsknipprot (§8)</w:t>
+      </w:r>
+      <w:r>
+        <w:t xml:space="preserve"> är fridlyst enligt 8§ artskyddsförordningen och typisk art för </w:t>
+      </w:r>
+      <w:r>
+        <w:rPr>
+          <w:i/>
+        </w:rPr>
+        <w:t>9050 Näringsrik granskog</w:t>
+      </w:r>
+      <w:r>
+        <w:t xml:space="preserve"> (SLU Artdatabanken, 2025).</w:t>
+      </w:r>
+    </w:p>
     <w:sectPr>
       <w:headerReference w:type="even" r:id="rId8"/>
       <w:headerReference w:type="default" r:id="rId9"/>
@@ -335,7 +355,7 @@
     <w:r>
       <w:tab/>
       <w:tab/>
-      <w:t>2026-10-09</w:t>
+      <w:t>2026-10-10</w:t>
       <w:br/>
       <w:br/>
     </w:r>

--- a/tillsyn/A 42201-2023 tillsynsbegäran.docx
+++ b/tillsyn/A 42201-2023 tillsynsbegäran.docx
@@ -355,7 +355,7 @@
     <w:r>
       <w:tab/>
       <w:tab/>
-      <w:t>2026-10-10</w:t>
+      <w:t>2026-10-11</w:t>
       <w:br/>
       <w:br/>
     </w:r>

--- a/tillsyn/A 42201-2023 tillsynsbegäran.docx
+++ b/tillsyn/A 42201-2023 tillsynsbegäran.docx
@@ -355,7 +355,7 @@
     <w:r>
       <w:tab/>
       <w:tab/>
-      <w:t>2026-10-11</w:t>
+      <w:t>2026-10-12</w:t>
       <w:br/>
       <w:br/>
     </w:r>

--- a/tillsyn/A 42201-2023 tillsynsbegäran.docx
+++ b/tillsyn/A 42201-2023 tillsynsbegäran.docx
@@ -355,7 +355,7 @@
     <w:r>
       <w:tab/>
       <w:tab/>
-      <w:t>2026-10-12</w:t>
+      <w:t>2026-10-13</w:t>
       <w:br/>
       <w:br/>
     </w:r>

--- a/tillsyn/A 42201-2023 tillsynsbegäran.docx
+++ b/tillsyn/A 42201-2023 tillsynsbegäran.docx
@@ -355,7 +355,7 @@
     <w:r>
       <w:tab/>
       <w:tab/>
-      <w:t>2026-10-13</w:t>
+      <w:t>2026-10-14</w:t>
       <w:br/>
       <w:br/>
     </w:r>

--- a/tillsyn/A 42201-2023 tillsynsbegäran.docx
+++ b/tillsyn/A 42201-2023 tillsynsbegäran.docx
@@ -355,7 +355,7 @@
     <w:r>
       <w:tab/>
       <w:tab/>
-      <w:t>2026-10-14</w:t>
+      <w:t>2026-10-15</w:t>
       <w:br/>
       <w:br/>
     </w:r>

--- a/tillsyn/A 42201-2023 tillsynsbegäran.docx
+++ b/tillsyn/A 42201-2023 tillsynsbegäran.docx
@@ -355,7 +355,7 @@
     <w:r>
       <w:tab/>
       <w:tab/>
-      <w:t>2026-10-15</w:t>
+      <w:t>2026-10-16</w:t>
       <w:br/>
       <w:br/>
     </w:r>

--- a/tillsyn/A 42201-2023 tillsynsbegäran.docx
+++ b/tillsyn/A 42201-2023 tillsynsbegäran.docx
@@ -355,7 +355,7 @@
     <w:r>
       <w:tab/>
       <w:tab/>
-      <w:t>2026-10-16</w:t>
+      <w:t>2026-10-17</w:t>
       <w:br/>
       <w:br/>
     </w:r>

--- a/tillsyn/A 42201-2023 tillsynsbegäran.docx
+++ b/tillsyn/A 42201-2023 tillsynsbegäran.docx
@@ -355,7 +355,7 @@
     <w:r>
       <w:tab/>
       <w:tab/>
-      <w:t>2026-10-17</w:t>
+      <w:t>2026-10-18</w:t>
       <w:br/>
       <w:br/>
     </w:r>

--- a/tillsyn/A 42201-2023 tillsynsbegäran.docx
+++ b/tillsyn/A 42201-2023 tillsynsbegäran.docx
@@ -355,7 +355,7 @@
     <w:r>
       <w:tab/>
       <w:tab/>
-      <w:t>2026-10-18</w:t>
+      <w:t>2026-10-19</w:t>
       <w:br/>
       <w:br/>
     </w:r>

--- a/tillsyn/A 42201-2023 tillsynsbegäran.docx
+++ b/tillsyn/A 42201-2023 tillsynsbegäran.docx
@@ -355,7 +355,7 @@
     <w:r>
       <w:tab/>
       <w:tab/>
-      <w:t>2026-10-19</w:t>
+      <w:t>2026-10-20</w:t>
       <w:br/>
       <w:br/>
     </w:r>

--- a/tillsyn/A 42201-2023 tillsynsbegäran.docx
+++ b/tillsyn/A 42201-2023 tillsynsbegäran.docx
@@ -355,7 +355,7 @@
     <w:r>
       <w:tab/>
       <w:tab/>
-      <w:t>2026-10-20</w:t>
+      <w:t>2026-10-21</w:t>
       <w:br/>
       <w:br/>
     </w:r>

--- a/tillsyn/A 42201-2023 tillsynsbegäran.docx
+++ b/tillsyn/A 42201-2023 tillsynsbegäran.docx
@@ -355,7 +355,7 @@
     <w:r>
       <w:tab/>
       <w:tab/>
-      <w:t>2026-10-21</w:t>
+      <w:t>2026-10-22</w:t>
       <w:br/>
       <w:br/>
     </w:r>

--- a/tillsyn/A 42201-2023 tillsynsbegäran.docx
+++ b/tillsyn/A 42201-2023 tillsynsbegäran.docx
@@ -355,7 +355,7 @@
     <w:r>
       <w:tab/>
       <w:tab/>
-      <w:t>2026-10-22</w:t>
+      <w:t>2026-10-23</w:t>
       <w:br/>
       <w:br/>
     </w:r>

--- a/tillsyn/A 42201-2023 tillsynsbegäran.docx
+++ b/tillsyn/A 42201-2023 tillsynsbegäran.docx
@@ -355,7 +355,7 @@
     <w:r>
       <w:tab/>
       <w:tab/>
-      <w:t>2026-10-23</w:t>
+      <w:t>2026-10-24</w:t>
       <w:br/>
       <w:br/>
     </w:r>

--- a/tillsyn/A 42201-2023 tillsynsbegäran.docx
+++ b/tillsyn/A 42201-2023 tillsynsbegäran.docx
@@ -355,7 +355,7 @@
     <w:r>
       <w:tab/>
       <w:tab/>
-      <w:t>2026-10-24</w:t>
+      <w:t>2026-10-25</w:t>
       <w:br/>
       <w:br/>
     </w:r>

--- a/tillsyn/A 42201-2023 tillsynsbegäran.docx
+++ b/tillsyn/A 42201-2023 tillsynsbegäran.docx
@@ -355,7 +355,7 @@
     <w:r>
       <w:tab/>
       <w:tab/>
-      <w:t>2026-10-25</w:t>
+      <w:t>2026-10-26</w:t>
       <w:br/>
       <w:br/>
     </w:r>

--- a/tillsyn/A 42201-2023 tillsynsbegäran.docx
+++ b/tillsyn/A 42201-2023 tillsynsbegäran.docx
@@ -355,7 +355,7 @@
     <w:r>
       <w:tab/>
       <w:tab/>
-      <w:t>2026-10-26</w:t>
+      <w:t>2026-10-27</w:t>
       <w:br/>
       <w:br/>
     </w:r>

--- a/tillsyn/A 42201-2023 tillsynsbegäran.docx
+++ b/tillsyn/A 42201-2023 tillsynsbegäran.docx
@@ -355,7 +355,7 @@
     <w:r>
       <w:tab/>
       <w:tab/>
-      <w:t>2026-10-27</w:t>
+      <w:t>2026-10-28</w:t>
       <w:br/>
       <w:br/>
     </w:r>

--- a/tillsyn/A 42201-2023 tillsynsbegäran.docx
+++ b/tillsyn/A 42201-2023 tillsynsbegäran.docx
@@ -355,7 +355,7 @@
     <w:r>
       <w:tab/>
       <w:tab/>
-      <w:t>2026-10-28</w:t>
+      <w:t>2026-10-29</w:t>
       <w:br/>
       <w:br/>
     </w:r>

--- a/tillsyn/A 42201-2023 tillsynsbegäran.docx
+++ b/tillsyn/A 42201-2023 tillsynsbegäran.docx
@@ -355,7 +355,7 @@
     <w:r>
       <w:tab/>
       <w:tab/>
-      <w:t>2026-10-29</w:t>
+      <w:t>2026-10-31</w:t>
       <w:br/>
       <w:br/>
     </w:r>
